--- a/extras/OwnTV_Complete_Brief_Plan_With_Logo.docx
+++ b/extras/OwnTV_Complete_Brief_Plan_With_Logo.docx
@@ -3189,6 +3189,28 @@
       </w:pPr>
       <w:r>
         <w:t>Smaller fixes — Settings → Playlists rows show channel/movie/series counts instead of the stale “EPG not downloaded” note; the movie details backdrop fills its banner cleanly (issue #5); the zoom/speed player dialogs open focused on the current selection.</w:t>
+      </w:r>
+    </w:p>
+    <w:p>
+      <w:pPr>
+        <w:pStyle w:val="694"/>
+      </w:pPr>
+      <w:r>
+        <w:t>12.14 v2.2.1: category search in the rail</w:t>
+      </w:r>
+    </w:p>
+    <w:p>
+      <w:pPr/>
+      <w:r>
+        <w:t>A small follow-up for large libraries (tens of thousands of channels/movies/series spread across hundreds of categories).</w:t>
+      </w:r>
+    </w:p>
+    <w:p>
+      <w:pPr>
+        <w:pStyle w:val="723"/>
+      </w:pPr>
+      <w:r>
+        <w:t>Category search — the folder rail (Live TV / Movies / Series) gained a search box at its top, implemented inside the shared CategoryRail composable so all three sections get it from one change. It filters categories by name while preserving each category's ORIGINAL index, so selection highlighting and onSelect stay correct on the filtered list. Focusing the rail now lands directly on the search box (scrolled to top) so the user can type immediately; Down drops into the list, and the query resets when the rail loses focus. Reuses the app's two-stage TV SearchBar (OK opens the keyboard, Back closes it) so there's no IME trap.</w:t>
       </w:r>
     </w:p>
     <w:sectPr>

--- a/extras/OwnTV_Complete_Brief_Plan_With_Logo.docx
+++ b/extras/OwnTV_Complete_Brief_Plan_With_Logo.docx
@@ -63,7 +63,7 @@
         <w:rPr>
           <w:rFonts w:ascii="Cambria" w:hAnsi="Cambria" w:eastAsia="Cambria" w:cs="Cambria"/>
         </w:rPr>
-        <w:t>Native Android TV IPTV Player  •  As-built, v3.0.0</w:t>
+        <w:t>Native Android TV IPTV Player  •  As-built, v3.1.0</w:t>
       </w:r>
       <w:r>
         <w:rPr>
@@ -3345,6 +3345,118 @@
       </w:pPr>
       <w:r>
         <w:t>v3.0.0 — Database schema v2 → v3: an additive migration adds catch-up columns to the channels table, preserving all user data (profiles, favorites, history).</w:t>
+      </w:r>
+    </w:p>
+    <w:p>
+      <w:pPr>
+        <w:pStyle w:val="694"/>
+      </w:pPr>
+      <w:r>
+        <w:t>12.17 v3.1.0: Catch-up from Live TV, surround passthrough, image subtitles &amp; live stability</w:t>
+      </w:r>
+    </w:p>
+    <w:p>
+      <w:pPr>
+        <w:pStyle w:val="723"/>
+      </w:pPr>
+      <w:r>
+        <w:t>v3.1.0 — Catch-up straight from Live TV: the Live preview pane now has a Catch-up button listing recent programmes; pick one and it replays from the start, no Guide-timeline hunting (the Guide path still works).</w:t>
+      </w:r>
+    </w:p>
+    <w:p>
+      <w:pPr>
+        <w:pStyle w:val="723"/>
+      </w:pPr>
+      <w:r>
+        <w:t>v3.1.0 — Surround sound passthrough (Settings, off by default): bitstreams Dolby AC-3/E-AC-3 (incl. Atmos) and DTS to the TV/receiver instead of mixing to stereo, only for the formats the audio output reports it supports.</w:t>
+      </w:r>
+    </w:p>
+    <w:p>
+      <w:pPr>
+        <w:pStyle w:val="723"/>
+      </w:pPr>
+      <w:r>
+        <w:t>v3.1.0 — Image-based subtitles (PGS/VOBSUB/DVB) on movies &amp; series: selecting one hands playback to an embedded ExoPlayer engine that keeps video zero-copy/HDR and draws the bitmap subtitle on its own layer — one provider connection, an audio-codec gate (device-decoder aware), and auto-revert to mpv on failure. The old GL-compositing fallback (which made 4K/HDR unwatchable on TV silicon) was removed. Live image subs render nothing (virtually never present).</w:t>
+      </w:r>
+    </w:p>
+    <w:p>
+      <w:pPr>
+        <w:pStyle w:val="723"/>
+      </w:pPr>
+      <w:r>
+        <w:t>v3.1.0 — Image-sub handoff polish: a freeze-frame (PixelCopy) masks the engine swap so there's no black flash; volume routes to ExoPlayer; the display matches the video's frame rate in this path too.</w:t>
+      </w:r>
+    </w:p>
+    <w:p>
+      <w:pPr>
+        <w:pStyle w:val="723"/>
+      </w:pPr>
+      <w:r>
+        <w:t>v3.1.0 — Faster channel zapping: live/HLS start with a trimmed first-probe (probesize/analyzeduration), with an automatic full re-probe on any retry (fixes 4K HEVC that under-probed) and a no-audio full-reprobe safety net.</w:t>
+      </w:r>
+    </w:p>
+    <w:p>
+      <w:pPr>
+        <w:pStyle w:val="723"/>
+      </w:pPr>
+      <w:r>
+        <w:t>v3.1.0 — Smoother video on TVs: the player asks the display to match the video frame rate (e.g. 24/48 Hz for film content), removing 24fps-on-60Hz judder where the panel supports it.</w:t>
+      </w:r>
+    </w:p>
+    <w:p>
+      <w:pPr>
+        <w:pStyle w:val="723"/>
+      </w:pPr>
+      <w:r>
+        <w:t>v3.1.0 — Live stream stability: FFmpeg reconnect_at_eof for true live channels whose server closes the HTTP connection on a schedule (common on 4K feeds) so they play continuously instead of stalling and reloading on a loop; the live reconnect delay was lengthened past the hardware decoder's ~3s release time to stop a 0x80001000 re-init storm on Realtek 4K.</w:t>
+      </w:r>
+    </w:p>
+    <w:p>
+      <w:pPr>
+        <w:pStyle w:val="723"/>
+      </w:pPr>
+      <w:r>
+        <w:t>v3.1.0 — Installs on non-TV devices: the leanback feature is marked optional and a regular LAUNCHER entry was added, so OwnTV shows in the TV launcher on Android TV and as a normal app icon on phones/non-TV boxes (minimum Android 8.0 / API 26). (#16; #18 closed as unsupported — below API 26)</w:t>
+      </w:r>
+    </w:p>
+    <w:p>
+      <w:pPr>
+        <w:pStyle w:val="723"/>
+      </w:pPr>
+      <w:r>
+        <w:t>v3.1.0 — EPG downloads now use HTTP/1.1, fixing “stream was reset: PROTOCOL_ERROR” on hosts with flaky HTTP/2 (e.g. large US guides). (#17)</w:t>
+      </w:r>
+    </w:p>
+    <w:p>
+      <w:pPr>
+        <w:pStyle w:val="723"/>
+      </w:pPr>
+      <w:r>
+        <w:t>v3.1.0 — Big-library import no longer gets stuck: per-category fallback progress is cumulative, and it stops when a panel ignores the category filter (keeping everything fetched). (#15)</w:t>
+      </w:r>
+    </w:p>
+    <w:p>
+      <w:pPr>
+        <w:pStyle w:val="723"/>
+      </w:pPr>
+      <w:r>
+        <w:t>v3.1.0 — Customize: hide or show a whole range of categories at once — long-press a Show/Hide button to anchor, press another to select the inclusive span. (by @dan-maloney, #20)</w:t>
+      </w:r>
+    </w:p>
+    <w:p>
+      <w:pPr>
+        <w:pStyle w:val="723"/>
+      </w:pPr>
+      <w:r>
+        <w:t>v3.1.0 — Auto-play next episode (#21): when an episode finishes naturally, the player advances to the next episode in the season, and the series ViewModel continues into the next season's first episode when a season ends (cross-season via a queueEnded signal; in-season advance handled by the player). A Settings -&gt; Auto-play next episode toggle (on by default) keeps manual playback available.</w:t>
+      </w:r>
+    </w:p>
+    <w:p>
+      <w:pPr>
+        <w:pStyle w:val="723"/>
+      </w:pPr>
+      <w:r>
+        <w:t>v3.1.0 — Open series on the last-watched episode (#22): reopening a show seeds the last-watched episode and its season from saved progress (ProgressDao.lastWatchedEpisodeId) so the episode list scrolls to + focuses where you left off instead of episode 1, and that row is tagged “Last watched”. Falls back to episode 1 for never-watched shows.</w:t>
       </w:r>
     </w:p>
     <w:sectPr>

--- a/extras/OwnTV_Complete_Brief_Plan_With_Logo.docx
+++ b/extras/OwnTV_Complete_Brief_Plan_With_Logo.docx
@@ -63,7 +63,7 @@
         <w:rPr>
           <w:rFonts w:ascii="Cambria" w:hAnsi="Cambria" w:eastAsia="Cambria" w:cs="Cambria"/>
         </w:rPr>
-        <w:t>Native Android TV IPTV Player  •  As-built, v3.1.0</w:t>
+        <w:t>Native Android TV IPTV Player  •  As-built, v3.1.1</w:t>
       </w:r>
       <w:r>
         <w:rPr>
@@ -243,13 +243,12 @@
         <w:rPr>
           <w:rFonts w:ascii="Cambria" w:hAnsi="Cambria" w:eastAsia="Cambria" w:cs="Cambria"/>
         </w:rPr>
-        <w:t xml:space="preserve">OwnTV is a native Android TV IPTV player built from scratch wit</w:t>
+        <w:t>OwnTV is a native Android TV IPTV player built from scratch with Kotlin, Jetpack Compose for TV, and a dual playback engine — libmpv (FFmpeg) for movies/series and broad compatibility, plus ExoPlayer (Media3) for near-instant Live TV. It is a player-only client: users add their own M3U or Xtream sources, and OwnTV provides browsing, preview and fullscreen playback, favorites, history, downloads, an EPG guide, profiles, and settings.</w:t>
       </w:r>
       <w:r>
         <w:rPr>
           <w:rFonts w:ascii="Cambria" w:hAnsi="Cambria" w:eastAsia="Cambria" w:cs="Cambria"/>
         </w:rPr>
-        <w:t xml:space="preserve">h Kotlin, Jetpack Compose for TV, and libmpv (FFmpeg). It is a player-only client: users add their own M3U or Xtream sources, and OwnTV provides browsing, preview and fullscreen playback, favorites, history, downloads, an EPG guide, profiles, and settings.</w:t>
       </w:r>
       <w:r>
         <w:rPr>
@@ -811,13 +810,12 @@
           <w:rFonts w:ascii="Cambria" w:hAnsi="Cambria" w:eastAsia="Cambria" w:cs="Cambria"/>
           <w:b/>
         </w:rPr>
-        <w:t xml:space="preserve">Media engine: </w:t>
+        <w:t>Media engines: libmpv (FFmpeg) — dev.jdtech.mpv:libmpv — full codec/track support, caching, HDR passthrough, and the zero-copy 4K/HDR direct path (movies, series, and live-fallback); plus ExoPlayer (Media3) for Live TV (instant HLS) and the image-subtitle handoff.</w:t>
       </w:r>
       <w:r>
         <w:rPr>
           <w:rFonts w:ascii="Cambria" w:hAnsi="Cambria" w:eastAsia="Cambria" w:cs="Cambria"/>
         </w:rPr>
-        <w:t xml:space="preserve">libmpv (FFmpeg) — dev.jdtech.mpv:libmpv — full codec/track support, caching, HDR passthrough</w:t>
       </w:r>
       <w:r>
         <w:rPr>
@@ -1063,7 +1061,7 @@
         <w:rPr>
           <w:rFonts w:ascii="Cambria" w:hAnsi="Cambria" w:eastAsia="Cambria" w:cs="Cambria"/>
         </w:rPr>
-        <w:t xml:space="preserve">Media engine: switched from Media3/ExoPlayer to libmpv. ExoPlayer only surfaced device-decodable audio/subtitle tracks; libmpv (FFmpeg) exposes every track and decodes virtually any codec/container — the right engine for IPTV.</w:t>
+        <w:t>Media engines: libmpv (FFmpeg) is the primary player — it exposes every audio/subtitle track and decodes virtually any codec/container (ExoPlayer only surfaced device-decodable tracks), the right engine for IPTV VOD and odd streams. ExoPlayer (Media3) was added back specifically for Live TV, where it opens HLS almost instantly (mpv must full-probe HLS for several seconds); live falls back to mpv for any stream ExoPlayer cannot open.</w:t>
       </w:r>
       <w:r>
         <w:rPr>
@@ -1436,7 +1434,7 @@
         <w:rPr>
           <w:rFonts w:ascii="Cambria" w:hAnsi="Cambria" w:eastAsia="Cambria" w:cs="Cambria"/>
         </w:rPr>
-        <w:t xml:space="preserve">Player modes: Idle → Preview → Fullscreen ↔ Mini-player (PiP dock-to-corner for movies/series). A single mpv surface is hoisted to the shell so docking/expanding never blips playback.</w:t>
+        <w:t>Player modes: Idle → Preview → Fullscreen → Mini-player (PiP dock-to-corner, for live and movies/series). Live runs on ExoPlayer and ‘promotes’ the preview straight to fullscreen with no reload; movies/series and live-fallback run on mpv. The active engine's surface is hoisted to the shell so docking/expanding never blips playback.</w:t>
       </w:r>
       <w:r>
         <w:rPr>
@@ -3457,6 +3455,86 @@
       </w:pPr>
       <w:r>
         <w:t>v3.1.0 — Open series on the last-watched episode (#22): reopening a show seeds the last-watched episode and its season from saved progress (ProgressDao.lastWatchedEpisodeId) so the episode list scrolls to + focuses where you left off instead of episode 1, and that row is tagged “Last watched”. Falls back to episode 1 for never-watched shows.</w:t>
+      </w:r>
+    </w:p>
+    <w:p>
+      <w:pPr>
+        <w:pStyle w:val="694"/>
+      </w:pPr>
+      <w:r>
+        <w:t>12.18 v3.1.1: Surround sound fix (multichannel LPCM)</w:t>
+      </w:r>
+    </w:p>
+    <w:p>
+      <w:pPr>
+        <w:pStyle w:val="723"/>
+      </w:pPr>
+      <w:r>
+        <w:t>v3.1.1 — Surround sound (Settings, on by default): replaces v3.1.0's bitstream passthrough, which on some TVs (e.g. Realtek) returned no audio timing to the player and stalled Dolby/DTS video into a ~2 fps slideshow (most visible at 4K). OwnTV now decodes Dolby/DTS to multichannel LPCM (5.1/7.1) over HDMI — the TV/receiver still gets surround while 4K/HDR video stays smooth on the zero-copy path; turn it off for a stereo downmix. Raw bitstream passthrough removed.</w:t>
+      </w:r>
+    </w:p>
+    <w:p>
+      <w:pPr>
+        <w:pStyle w:val="723"/>
+      </w:pPr>
+      <w:r>
+        <w:t>v3.1.1 — M3U live fix: v3.1.0's faster channel-zapping used a trimmed startup probe for all live streams, but some M3U/HLS live channels couldn't open with it and hung on a black screen (Xtream .ts live was unaffected). Fast-zap trimming is now scoped to raw MPEG-TS (.ts) live; HLS/non-TS live full-probes as before — so M3U live plays again while TS zapping stays quick.</w:t>
+      </w:r>
+    </w:p>
+    <w:p>
+      <w:pPr>
+        <w:pStyle w:val="723"/>
+      </w:pPr>
+      <w:r>
+        <w:t>v3.1.1 — Import a playlist from a local file (#24): adding an M3U/M3U8 source now offers a "Choose a local file" button that opens an in-app, TV-friendly file browser (no system file-picker needed), so a .m3u/.m3u8 saved on the device — USB drive, Downloads, etc. — can be imported instead of a URL; the file is re-read on each refresh.</w:t>
+      </w:r>
+    </w:p>
+    <w:p>
+      <w:pPr>
+        <w:pStyle w:val="723"/>
+      </w:pPr>
+      <w:r>
+        <w:t>v3.1.1 — Near-instant Live TV (two engines): live channels now play on a dedicated ExoPlayer engine — the channel-list preview comes up almost instantly, and pressing OK promotes that same stream straight to fullscreen with no reload, so opening a channel and zapping (CH±) are immediate (esp. HLS/M3U). mpv runs all movies/series and backs up any live stream ExoPlayer can't open; live PiP works on either engine.</w:t>
+      </w:r>
+    </w:p>
+    <w:p>
+      <w:pPr>
+        <w:pStyle w:val="723"/>
+      </w:pPr>
+      <w:r>
+        <w:t>v3.1.1 — EPG is now opt-in: importing a playlist no longer auto-downloads its guide (which made imports slow). Add a guide on demand via Settings → EPG sources, where the form pre-fills the playlist's own guide URL (Xtream xmltv.php / M3U url-tvg).</w:t>
+      </w:r>
+    </w:p>
+    <w:p>
+      <w:pPr>
+        <w:pStyle w:val="723"/>
+      </w:pPr>
+      <w:r>
+        <w:t>v3.1.1 — 4K channel zapping no longer hangs: switching between 4K channels with the D-pad/CH± in full-screen could freeze until you backed out; the player now starts each 4K-class channel on a fresh video surface so zapping plays cleanly (back-to-back 4K decode quirk on TV silicon).</w:t>
+      </w:r>
+    </w:p>
+    <w:p>
+      <w:pPr>
+        <w:pStyle w:val="723"/>
+      </w:pPr>
+      <w:r>
+        <w:t>v3.1.1 — Live engine routing: ExoPlayer is the primary live engine (instant HLS) and mpv is the automatic fallback only when ExoPlayer errors on a stream it can't open — so full-screen never drops to a slow/black mpv load just because the preview was still loading.</w:t>
+      </w:r>
+    </w:p>
+    <w:p>
+      <w:pPr>
+        <w:pStyle w:val="723"/>
+      </w:pPr>
+      <w:r>
+        <w:t>v3.1.1 — Episodes now appear for every Xtream series (#23): some panels return a series' episode data in a different JSON shape (a flat array vs an object keyed by season); the parser now reads both, so shows that opened with no episodes populate correctly.</w:t>
+      </w:r>
+    </w:p>
+    <w:p>
+      <w:pPr>
+        <w:pStyle w:val="723"/>
+      </w:pPr>
+      <w:r>
+        <w:t>v3.1.1 — Global search opens the right series: picking a series from the main search now opens that show's episode list directly (via the shared SeriesViewModel) instead of just switching to the Series tab.</w:t>
       </w:r>
     </w:p>
     <w:sectPr>

--- a/extras/OwnTV_Complete_Brief_Plan_With_Logo.docx
+++ b/extras/OwnTV_Complete_Brief_Plan_With_Logo.docx
@@ -63,7 +63,7 @@
         <w:rPr>
           <w:rFonts w:ascii="Cambria" w:hAnsi="Cambria" w:eastAsia="Cambria" w:cs="Cambria"/>
         </w:rPr>
-        <w:t>Native Android TV IPTV Player  •  As-built, v3.1.1</w:t>
+        <w:t>Native Android TV IPTV Player  •  As-built, v3.1.2</w:t>
       </w:r>
       <w:r>
         <w:rPr>
@@ -3535,6 +3535,38 @@
       </w:pPr>
       <w:r>
         <w:t>v3.1.1 — Global search opens the right series: picking a series from the main search now opens that show's episode list directly (via the shared SeriesViewModel) instead of just switching to the Series tab.</w:t>
+      </w:r>
+    </w:p>
+    <w:p>
+      <w:pPr>
+        <w:pStyle w:val="694"/>
+      </w:pPr>
+      <w:r>
+        <w:t>12.19 v3.1.2: Surround default-off (#25), Live TV auto-reconnect &amp; screensaver</w:t>
+      </w:r>
+    </w:p>
+    <w:p>
+      <w:pPr>
+        <w:pStyle w:val="723"/>
+      </w:pPr>
+      <w:r>
+        <w:t>v3.1.2 — Screen stays awake during Live TV: because live now runs on the ExoPlayer engine (mpv's isPlaying drove the keep-screen-on flag), the TV screensaver could start mid-channel; the live full-screen/PiP surface now holds the screen on, matching movies/series.</w:t>
+      </w:r>
+    </w:p>
+    <w:p>
+      <w:pPr>
+        <w:pStyle w:val="723"/>
+      </w:pPr>
+      <w:r>
+        <w:t>v3.1.2 — Live TV auto-reconnect: a live channel that froze mid-watch (Wi-Fi/provider blip) used to stay stuck (ExoPlayer engine had no reconnect, and the one-shot mpv-fallback check had already passed). It now re-fetches from the live edge on a mid-stream error or a &gt;12s stall, backing off up to 6 tries, then surfaces the Retry button. Streams ExoPlayer can't open at all still fall back to mpv.</w:t>
+      </w:r>
+    </w:p>
+    <w:p>
+      <w:pPr>
+        <w:pStyle w:val="723"/>
+      </w:pPr>
+      <w:r>
+        <w:t>v3.1.2 — Surround sound now OFF by default (opt-in): v3.1.1's multichannel-LPCM surround (on by default) broke some TVs that claim 5.1 over HDMI but mis-play it — series with multichannel (Dolby/DTS) audio ran at 2x speed with no sound (movies/live fine, #25). Default is now stereo (stable on TV speakers / soundbars); turn it on for a real 5.1/7.1 receiver. When on, output is pinned to a widely-compatible audio-format=s16 / audio-samplerate=48000, and a runaway detector (estimated-vf-fps &gt; 1.5x container-fps, checked 5-15s in, skipped during seeks) auto-falls-back that session to stereo so playback never breaks.</w:t>
       </w:r>
     </w:p>
     <w:sectPr>
